--- a/projects/valuepickr-open-screen/docs/V-Marc India.docx
+++ b/projects/valuepickr-open-screen/docs/V-Marc India.docx
@@ -14,7 +14,7 @@
           <w:sz w:val="44"/>
           <w:szCs w:val="44"/>
         </w:rPr>
-        <w:t xml:space="preserve">V-Marc India Ltd</w:t>
+        <w:t xml:space="preserve">V-Marc India Ltd (Vmarc Cable &amp; Wires)</w:t>
       </w:r>
     </w:p>
     <w:p>
@@ -32,7 +32,7 @@
           <w:sz w:val="22"/>
           <w:szCs w:val="22"/>
         </w:rPr>
-        <w:t xml:space="preserve">EXCLUDED - confirmed SEBI enforcement action for fraudulent stock-price manipulation by the promoter/MD and connected entities (re-verified 2026-09-02, exclusion stands)</w:t>
+        <w:t xml:space="preserve">Fast-growing Haridwar-based wires &amp; cables manufacturer, up ~381% in a year with a genuinely strong revenue CAGR (~39.5%) and ROE (~19%) - but 43.15% of the promoter's own stake is pledged, a meaningful risk flag at this small-cap size after such a sharp re-rating. HIGH CAUTION.</w:t>
       </w:r>
     </w:p>
     <w:p>
@@ -44,18 +44,18 @@
         <w:rPr>
           <w:b/>
           <w:bCs/>
-          <w:color w:val="6B2020"/>
+          <w:color w:val="B8860B"/>
           <w:sz w:val="22"/>
           <w:szCs w:val="22"/>
         </w:rPr>
-        <w:t xml:space="preserve">RED FLAG TIER: EXCLUDE — </w:t>
+        <w:t xml:space="preserve">RED FLAG TIER: HIGH CAUTION — </w:t>
       </w:r>
       <w:r>
         <w:rPr>
           <w:sz w:val="20"/>
           <w:szCs w:val="20"/>
         </w:rPr>
-        <w:t xml:space="preserve">Confirmed SEBI order (interim Feb 2024; confirmatory 26-Jul-2024, with modifications) against 12 entities including V-Marc's promoter/MD Vikas Garg and former Whole Time Director Sandeep Kumar Srivastava for fraudulent, manipulative trading in the company's own scrip (illegal gains of ~Rs 6.30 Cr impounded, entities banned from the securities market). Re-verified 2026-09-02: no reversal found; order stands.</w:t>
+        <w:t xml:space="preserve">43.15% of the promoters' 64.87% shareholding is pledged - a material promoter-level leverage risk, occurring alongside a stock that has already risen ~381% in one year.</w:t>
       </w:r>
     </w:p>
     <w:p>
@@ -72,7 +72,7 @@
         <w:spacing w:after="120"/>
       </w:pPr>
       <w:r>
-        <w:t xml:space="preserve">V-Marc manufactures PVC insulated wires &amp; cables (NSE Emerge/SME listing, Apr 2024; XLPE/PVC cables, aluminium/copper conductors, largely to state DISCOMs / power utilities out of Uttarakhand). Headline fundamentals are exceptional (ROCE/ROE ~41%, 5yr profit CAGR ~76%, median 10yr sales growth ~37%), and Q1FY27 was a large beat (revenue from operations +102% YoY, PAT +163% YoY to ~Rs 28.5 Cr). None of this is decisive because the investment case is overridden by a confirmed regulatory finding below.</w:t>
+        <w:t xml:space="preserve">V-Marc India Ltd manufactures BIS/CE-certified wires and cables under the 'V-MARC' brand from two facilities in Haridwar, Uttarakhand (~15 years operating history). Listed on NSE SME (Apr 2021, IPO raised ~Rs 25-30 Cr at Rs 39/share) and subsequently on the main board (BSE: 535380, NSE: VMARCIND). Seeded via untrusted X triage (@sab_maya_hai__, bullish, very-high conviction, 2026-09-13).</w:t>
       </w:r>
     </w:p>
     <w:p>
@@ -112,7 +112,7 @@
                 <w:b/>
                 <w:bCs/>
               </w:rPr>
-              <w:t xml:space="preserve">Market Cap</w:t>
+              <w:t xml:space="preserve">Market cap</w:t>
             </w:r>
           </w:p>
         </w:tc>
@@ -122,7 +122,7 @@
           </w:tcPr>
           <w:p>
             <w:r>
-              <w:t xml:space="preserve">~Rs 5,260 Cr</w:t>
+              <w:t xml:space="preserve">~Rs 5,250 Cr (up ~381% in 1 year)</w:t>
             </w:r>
           </w:p>
         </w:tc>
@@ -139,7 +139,7 @@
                 <w:b/>
                 <w:bCs/>
               </w:rPr>
-              <w:t xml:space="preserve">ROCE / ROE</w:t>
+              <w:t xml:space="preserve">Revenue CAGR</w:t>
             </w:r>
           </w:p>
         </w:tc>
@@ -149,7 +149,7 @@
           </w:tcPr>
           <w:p>
             <w:r>
-              <w:t xml:space="preserve">41.3% / 41.3%</w:t>
+              <w:t xml:space="preserve">~39.5% (vs industry median ~4.6%)</w:t>
             </w:r>
           </w:p>
         </w:tc>
@@ -166,7 +166,7 @@
                 <w:b/>
                 <w:bCs/>
               </w:rPr>
-              <w:t xml:space="preserve">Revenue growth</w:t>
+              <w:t xml:space="preserve">ROE</w:t>
             </w:r>
           </w:p>
         </w:tc>
@@ -176,7 +176,7 @@
           </w:tcPr>
           <w:p>
             <w:r>
-              <w:t xml:space="preserve">5yr profit CAGR ~76%; 10yr median sales growth ~37%; Q1FY27 revenue +102% YoY</w:t>
+              <w:t xml:space="preserve">~19%</w:t>
             </w:r>
           </w:p>
         </w:tc>
@@ -203,7 +203,7 @@
           </w:tcPr>
           <w:p>
             <w:r>
-              <w:t xml:space="preserve">~0.92x - still elevated for the sector</w:t>
+              <w:t xml:space="preserve">~38% - reasonable</w:t>
             </w:r>
           </w:p>
         </w:tc>
@@ -220,7 +220,7 @@
                 <w:b/>
                 <w:bCs/>
               </w:rPr>
-              <w:t xml:space="preserve">52-week range</w:t>
+              <w:t xml:space="preserve">Promoter holding / pledge</w:t>
             </w:r>
           </w:p>
         </w:tc>
@@ -230,7 +230,7 @@
           </w:tcPr>
           <w:p>
             <w:r>
-              <w:t xml:space="preserve">Rs 70.00 - Rs 380.95</w:t>
+              <w:t xml:space="preserve">Promoters hold ~64.9%, of which ~43.15% of their stake is pledged</w:t>
             </w:r>
           </w:p>
         </w:tc>
@@ -246,7 +246,7 @@
         <w:spacing w:after="120"/>
       </w:pPr>
       <w:r>
-        <w:t xml:space="preserve">Fundamentals look exceptional on the surface, but SEBI confirmed an order (interim Feb 2024; confirmatory order 26-Jul-2024, with modifications) against 12 entities - including V-Marc's own promoter/Managing Director Vikas Garg and former Whole Time Director Sandeep Kumar Srivastava - for fraudulent, manipulative trading in the company's own scrip, orchestrated with a market operator (Prijesh Kurani) using connected trading accounts. SEBI impounded ~Rs 6.30 Cr of illegal gains and banned the 12 entities from the securities market. Vikas Garg's SAT appeal was against the interim order; SAT directed SEBI to pass a reasoned order, which SEBI did (the confirmatory order). RE-VERIFICATION (2026-09-02): triggered by a Sovrenn Discovery cross-check flagging the Q1FY27 beat (+102% revenue / +163% PAT YoY). A single strong quarter does not touch a confirmed SEBI fraud finding against the sitting promoter/MD. One WebSearch found no 2026 development vacating or overturning the 26-Jul-2024 confirmatory order - it stands. Exclusion rationale is unchanged.</w:t>
+        <w:t xml:space="preserve">V-Marc's operating numbers (revenue CAGR ~39.5%, ROE ~19%, D/E a moderate ~38%) are genuinely strong for a small-cap wires-and-cables name, and the business has grown from an SME IPO raising just ~Rs 25-30 Cr in 2021 to a ~Rs 5,250 Cr market cap. That said, 43.15% of the promoter's own holding is pledged - a meaningful leverage-at-the-top risk that, combined with a stock already up ~381% in a single year, raises the odds of forced-selling volatility if the pledge is ever called. This is exactly the kind of promoter-balance-sheet risk the red-flag check is meant to catch even absent an outright SEBI/fraud order.</w:t>
       </w:r>
     </w:p>
     <w:p>
@@ -263,7 +263,7 @@
         <w:spacing w:after="120"/>
       </w:pPr>
       <w:r>
-        <w:t xml:space="preserve">Not pulled - excluded before Step 4 deep dive (red-flag rule: EXCLUDE skips Step 4).</w:t>
+        <w:t xml:space="preserve">Stock has already re-rated sharply (+381% in 1 year) - not pulled further given the fast HIGH CAUTION disposition.</w:t>
       </w:r>
     </w:p>
     <w:p>
@@ -280,7 +280,7 @@
         <w:spacing w:after="120"/>
       </w:pPr>
       <w:r>
-        <w:t xml:space="preserve">No new forum activity assessed this pass; the exclusion is a red-flag call that the deep read cannot override. A short (7-post) ValuePickr thread (Jan-Jul 2026) had earlier raised this independently: one detailed post (Mar 2026) explicitly cited "SEBI's probe" as a reason management credibility cannot be taken at face value, alongside separate governance yellow flags (3 CFO resignations in 3 years, an unusually low-paid VP given seniority, auditor fees well below peer norms) and a valuation caution.</w:t>
+        <w:t xml:space="preserve">Not pulled - red-flag fast disposition, no Step 7 forum read performed.</w:t>
       </w:r>
     </w:p>
     <w:p>
@@ -301,7 +301,7 @@
           <w:sz w:val="20"/>
           <w:szCs w:val="20"/>
         </w:rPr>
-        <w:t xml:space="preserve">No trusted-roster user has engaged substantively on the investment case. Original trusted-thread signal (vikas_sinha, The Anti-Portfolio, post #824, 2026-08-17: sold KPI Green, bought V-Marc, citing voluntary quarterly reporting and a planned ~Rs 800 Cr fund raise) is noted but does not lift an EXCLUDE red flag.</w:t>
+        <w:t xml:space="preserve">Not sought this pass (red-flag fast disposition).</w:t>
       </w:r>
     </w:p>
     <w:p>
@@ -318,7 +318,7 @@
         <w:spacing w:after="120"/>
       </w:pPr>
       <w:r>
-        <w:t xml:space="preserve">SEBI confirmed order (interim Feb 2024; confirmatory 26-Jul-2024, upheld with modifications) against 12 entities including the company's promoter/MD and a former Whole Time Director for fraudulent stock-price manipulation; ~Rs 6.30 Cr illegal gains impounded; entities banned from the securities market. No later reversal found as of 2026-09-02.</w:t>
+        <w:t xml:space="preserve">No SEBI fraud order, auditor resignation, or going-concern issue found. The one material caution found is promoter-level: 43.15% of the promoters' 64.87% holding is currently pledged.</w:t>
       </w:r>
     </w:p>
     <w:p>
@@ -328,15 +328,6 @@
       </w:pPr>
       <w:r>
         <w:t xml:space="preserve">Bull Case</w:t>
-      </w:r>
-    </w:p>
-    <w:p>
-      <w:pPr>
-        <w:pStyle w:val="Heading1"/>
-        <w:spacing w:after="120" w:before="280"/>
-      </w:pPr>
-      <w:r>
-        <w:t xml:space="preserve">Bear Case / Key Risks</w:t>
       </w:r>
     </w:p>
     <w:p>
@@ -349,7 +340,7 @@
         <w:spacing w:after="60"/>
       </w:pPr>
       <w:r>
-        <w:t xml:space="preserve">Confirmed SEBI enforcement action for fraudulent stock manipulation directly implicating the company's promoter/MD and a former Whole Time Director - a company-management-level finding, not a peripheral or unrelated-party issue - and still standing as of 2026-09-02</w:t>
+        <w:t xml:space="preserve">Genuinely strong small-cap growth profile: revenue CAGR ~39.5% vs industry median ~4.6%, ROE ~19%, moderate leverage</w:t>
       </w:r>
     </w:p>
     <w:p>
@@ -362,7 +353,7 @@
         <w:spacing w:after="60"/>
       </w:pPr>
       <w:r>
-        <w:t xml:space="preserve">Additional governance yellow flags independently noted by the community (frequent CFO turnover, below-market auditor fees, an unusually low-paid senior executive) compound rather than offset the SEBI finding</w:t>
+        <w:t xml:space="preserve">First manufacturing company from Uttarakhand to list on NSE Emerge - a real, growing operating business, not a paper story</w:t>
       </w:r>
     </w:p>
     <w:p>
@@ -375,7 +366,16 @@
         <w:spacing w:after="60"/>
       </w:pPr>
       <w:r>
-        <w:t xml:space="preserve">Elevated leverage (D/E ~0.92x) for a sector where peers typically run lower</w:t>
+        <w:t xml:space="preserve">Reasonable balance-sheet debt/equity (~38%) at the company level</w:t>
+      </w:r>
+    </w:p>
+    <w:p>
+      <w:pPr>
+        <w:pStyle w:val="Heading1"/>
+        <w:spacing w:after="120" w:before="280"/>
+      </w:pPr>
+      <w:r>
+        <w:t xml:space="preserve">Bear Case / Key Risks</w:t>
       </w:r>
     </w:p>
     <w:p>
@@ -388,74 +388,7 @@
         <w:spacing w:after="60"/>
       </w:pPr>
       <w:r>
-        <w:t xml:space="preserve">A very strong Q1FY27 print (+102% revenue / +163% PAT YoY) does not change the governance verdict and, given the manipulation history, invites scrutiny rather than confidence</w:t>
-      </w:r>
-    </w:p>
-    <w:p>
-      <w:pPr>
-        <w:pStyle w:val="Heading1"/>
-        <w:spacing w:after="120" w:before="280"/>
-      </w:pPr>
-      <w:r>
-        <w:t xml:space="preserve">Market-Cap Tier (informational — not a gate in this project)</w:t>
-      </w:r>
-    </w:p>
-    <w:p>
-      <w:pPr>
-        <w:spacing w:after="120"/>
-      </w:pPr>
-      <w:r>
-        <w:rPr>
-          <w:b/>
-          <w:bCs/>
-        </w:rPr>
-        <w:t xml:space="preserve">Small-cap (~Rs 5,260 Cr)</w:t>
-      </w:r>
-    </w:p>
-    <w:p>
-      <w:pPr>
-        <w:pStyle w:val="Heading1"/>
-        <w:spacing w:after="120" w:before="280"/>
-      </w:pPr>
-      <w:r>
-        <w:t xml:space="preserve">Thesis Fit</w:t>
-      </w:r>
-    </w:p>
-    <w:p>
-      <w:pPr>
-        <w:spacing w:after="120"/>
-      </w:pPr>
-      <w:r>
-        <w:rPr>
-          <w:b/>
-          <w:bCs/>
-          <w:sz w:val="24"/>
-          <w:szCs w:val="24"/>
-        </w:rPr>
-        <w:t xml:space="preserve">neither</w:t>
-      </w:r>
-    </w:p>
-    <w:p>
-      <w:pPr>
-        <w:pStyle w:val="Heading1"/>
-        <w:spacing w:after="120" w:before="280"/>
-      </w:pPr>
-      <w:r>
-        <w:t xml:space="preserve">Verdict</w:t>
-      </w:r>
-    </w:p>
-    <w:p>
-      <w:pPr>
-        <w:spacing w:after="120"/>
-      </w:pPr>
-      <w:r>
-        <w:rPr>
-          <w:b/>
-          <w:bCs/>
-          <w:sz w:val="24"/>
-          <w:szCs w:val="24"/>
-        </w:rPr>
-        <w:t xml:space="preserve">Exclusion re-verified and unchanged - a confirmed SEBI finding of promoter/management-level stock-price manipulation overrides otherwise strong (and now accelerating) headline fundamentals</w:t>
+        <w:t xml:space="preserve">43.15% of the promoters' own stake is pledged - a leading indicator of promoter-level financial stress and forced-selling risk</w:t>
       </w:r>
     </w:p>
     <w:p>
@@ -468,7 +401,7 @@
         <w:spacing w:after="60"/>
       </w:pPr>
       <w:r>
-        <w:t xml:space="preserve">Re-verification prompted by the Q1FY27 beat (Sovrenn Discovery cross-check). Per this project's ground rules, a confirmed active SEBI enforcement action against company management triggers an automatic EXCLUDE, regardless of any trusted-thread signal or fundamental quality, and is never overridden by a strong quarter</w:t>
+        <w:t xml:space="preserve">Stock already up ~381% in a year - most of the easy re-rating from the strong growth numbers may already be priced in</w:t>
       </w:r>
     </w:p>
     <w:p>
@@ -481,7 +414,74 @@
         <w:spacing w:after="60"/>
       </w:pPr>
       <w:r>
-        <w:t xml:space="preserve">One WebSearch confirmed the 26-Jul-2024 SEBI confirmatory order still stands with no 2026 reversal; the specific finding - fraudulent trading in the company's own scrip involving the promoter/MD - goes to the heart of management integrity, which no fundamental metric can offset</w:t>
+        <w:t xml:space="preserve">Small-cap SME-IPO-origin name; liquidity and disclosure quality typically thinner than mainboard peers of similar size</w:t>
+      </w:r>
+    </w:p>
+    <w:p>
+      <w:pPr>
+        <w:pStyle w:val="Heading1"/>
+        <w:spacing w:after="120" w:before="280"/>
+      </w:pPr>
+      <w:r>
+        <w:t xml:space="preserve">Market-Cap Tier (informational — not a gate in this project)</w:t>
+      </w:r>
+    </w:p>
+    <w:p>
+      <w:pPr>
+        <w:spacing w:after="120"/>
+      </w:pPr>
+      <w:r>
+        <w:rPr>
+          <w:b/>
+          <w:bCs/>
+        </w:rPr>
+        <w:t xml:space="preserve">Small-cap (~Rs 5,250 Cr, though already re-rated sharply)</w:t>
+      </w:r>
+    </w:p>
+    <w:p>
+      <w:pPr>
+        <w:pStyle w:val="Heading1"/>
+        <w:spacing w:after="120" w:before="280"/>
+      </w:pPr>
+      <w:r>
+        <w:t xml:space="preserve">Thesis Fit</w:t>
+      </w:r>
+    </w:p>
+    <w:p>
+      <w:pPr>
+        <w:spacing w:after="120"/>
+      </w:pPr>
+      <w:r>
+        <w:rPr>
+          <w:b/>
+          <w:bCs/>
+          <w:sz w:val="24"/>
+          <w:szCs w:val="24"/>
+        </w:rPr>
+        <w:t xml:space="preserve">neither</w:t>
+      </w:r>
+    </w:p>
+    <w:p>
+      <w:pPr>
+        <w:pStyle w:val="Heading1"/>
+        <w:spacing w:after="120" w:before="280"/>
+      </w:pPr>
+      <w:r>
+        <w:t xml:space="preserve">Verdict</w:t>
+      </w:r>
+    </w:p>
+    <w:p>
+      <w:pPr>
+        <w:spacing w:after="120"/>
+      </w:pPr>
+      <w:r>
+        <w:rPr>
+          <w:b/>
+          <w:bCs/>
+          <w:sz w:val="24"/>
+          <w:szCs w:val="24"/>
+        </w:rPr>
+        <w:t xml:space="preserve">Strong small-cap cable manufacturer with genuinely good growth numbers, but 43.15% of the promoter's own stake is pledged after a 381%-in-a-year rally - a meaningful, underappreciated risk flag. HIGH CAUTION; fast disposition.</w:t>
       </w:r>
     </w:p>
     <w:p>
@@ -494,7 +494,33 @@
         <w:spacing w:after="60"/>
       </w:pPr>
       <w:r>
-        <w:t xml:space="preserve">conviction_needs_reverification cleared; status, red_flag_tier (EXCLUDE), thesis_fit (neither) and conviction (Low) all unchanged from the prior write-up</w:t>
+        <w:t xml:space="preserve">Red-flag fast disposition per Step 5: HIGH CAUTION - heavy promoter share pledge (43.15% of promoter holding) is a classic leading indicator of promoter-level financial stress, warranting caution even without a formal SEBI/auditor-resignation trigger, especially stacked on top of an already-huge one-year rally.</w:t>
+      </w:r>
+    </w:p>
+    <w:p>
+      <w:pPr>
+        <w:pStyle w:val="ListParagraph"/>
+        <w:numPr>
+          <w:ilvl w:val="0"/>
+          <w:numId w:val="1"/>
+        </w:numPr>
+        <w:spacing w:after="60"/>
+      </w:pPr>
+      <w:r>
+        <w:t xml:space="preserve">thesis_fit 'neither', conviction Low, four_box and forum Step 7 skipped per the red-flag rule.</w:t>
+      </w:r>
+    </w:p>
+    <w:p>
+      <w:pPr>
+        <w:pStyle w:val="ListParagraph"/>
+        <w:numPr>
+          <w:ilvl w:val="0"/>
+          <w:numId w:val="1"/>
+        </w:numPr>
+        <w:spacing w:after="60"/>
+      </w:pPr>
+      <w:r>
+        <w:t xml:space="preserve">Worth re-visiting if the pledge is meaningfully reduced or fully released, which would remove the main overhang on an otherwise genuinely strong small-cap growth story.</w:t>
       </w:r>
     </w:p>
     <w:p>
